--- a/Related Work/Our Work/Research Paper for Publishing.docx
+++ b/Related Work/Our Work/Research Paper for Publishing.docx
@@ -70,7 +70,35 @@
         <w:rPr>
           <w:rFonts w:ascii="Times New Roman" w:hAnsi="Times New Roman" w:cs="Times New Roman"/>
         </w:rPr>
-        <w:t>The main aim of this research was to make a model much lighter than the ones present as SOTA at the cost of minimal performance drop. For this goal, the architecture that was used consists of CNN+BiGRU. It uses a shallow CNN for local temporal patterns from multichannel physiological signal, while the two layered BiGRU with a hidden size of 128 per direction uses this data provided by the CNN to capture both past and future temporal dependencies within each window which is crucial for modelling.  The resultant model has reaches competitive performance with ~70-85% fewer parameters, demonstrating a favourable efficiency-accuracy trade off suitable for real-world wearable deployments.</w:t>
+        <w:t xml:space="preserve">The main aim of this research was to make a model much lighter than the ones present as SOTA at the cost of minimal performance drop. For this goal, the architecture that was used consists of </w:t>
+      </w:r>
+      <w:proofErr w:type="spellStart"/>
+      <w:r>
+        <w:rPr>
+          <w:rFonts w:ascii="Times New Roman" w:hAnsi="Times New Roman" w:cs="Times New Roman"/>
+        </w:rPr>
+        <w:t>CNN+BiGRU</w:t>
+      </w:r>
+      <w:proofErr w:type="spellEnd"/>
+      <w:r>
+        <w:rPr>
+          <w:rFonts w:ascii="Times New Roman" w:hAnsi="Times New Roman" w:cs="Times New Roman"/>
+        </w:rPr>
+        <w:t xml:space="preserve">. It uses a shallow CNN for local temporal patterns from multichannel physiological signal, while the two layered </w:t>
+      </w:r>
+      <w:proofErr w:type="spellStart"/>
+      <w:r>
+        <w:rPr>
+          <w:rFonts w:ascii="Times New Roman" w:hAnsi="Times New Roman" w:cs="Times New Roman"/>
+        </w:rPr>
+        <w:t>BiGRU</w:t>
+      </w:r>
+      <w:proofErr w:type="spellEnd"/>
+      <w:r>
+        <w:rPr>
+          <w:rFonts w:ascii="Times New Roman" w:hAnsi="Times New Roman" w:cs="Times New Roman"/>
+        </w:rPr>
+        <w:t xml:space="preserve"> with a hidden size of 128 per direction uses this data provided by the CNN to capture both past and future temporal dependencies within each window which is crucial for modelling.  The resultant model has reaches competitive performance with ~70-85% fewer parameters, demonstrating a favourable efficiency-accuracy trade off suitable for real-world wearable deployments.</w:t>
       </w:r>
     </w:p>
     <w:p>
@@ -109,20 +137,62 @@
         <w:rPr>
           <w:rFonts w:ascii="Times New Roman" w:hAnsi="Times New Roman" w:cs="Times New Roman"/>
         </w:rPr>
-        <w:t>Designing deep learning models for wearable physiological data requires balancing representational capacity with computational efficiency, particularly for deployment on resource-constrained edge devices. While hybrid CNN–LSTM architectures have become a de facto standard for modeling multivariate physiological time-series due to their ability to capture spatial correlations and long-term temporal dependencies, such models are often characterized by large parameter counts, high memory consumption, and long training and inference times. These limitations hinder their practical applicability in real-world wearable health monitoring systems that demand continuous, low-latency inference under strict energy constraints.</w:t>
-      </w:r>
-    </w:p>
-    <w:p>
-      <w:pPr>
-        <w:rPr>
-          <w:rFonts w:ascii="Times New Roman" w:hAnsi="Times New Roman" w:cs="Times New Roman"/>
-        </w:rPr>
-      </w:pPr>
-      <w:r>
-        <w:rPr>
-          <w:rFonts w:ascii="Times New Roman" w:hAnsi="Times New Roman" w:cs="Times New Roman"/>
-        </w:rPr>
-        <w:t xml:space="preserve">To address these challenges, this work introduces a lightweight hybrid architecture that replaces computationally expensive LSTM units with bidirectional gated recurrent units (BiGRUs) while retaining strong temporal modeling capability. GRUs employ a simplified </w:t>
+        <w:t xml:space="preserve">Designing deep learning models for wearable physiological data requires balancing representational capacity with computational efficiency, particularly for deployment on resource-constrained edge devices. While hybrid CNN–LSTM architectures have become a de facto standard for </w:t>
+      </w:r>
+      <w:proofErr w:type="spellStart"/>
+      <w:r>
+        <w:rPr>
+          <w:rFonts w:ascii="Times New Roman" w:hAnsi="Times New Roman" w:cs="Times New Roman"/>
+        </w:rPr>
+        <w:t>modeling</w:t>
+      </w:r>
+      <w:proofErr w:type="spellEnd"/>
+      <w:r>
+        <w:rPr>
+          <w:rFonts w:ascii="Times New Roman" w:hAnsi="Times New Roman" w:cs="Times New Roman"/>
+        </w:rPr>
+        <w:t xml:space="preserve"> multivariate physiological time-series due to their ability to capture spatial correlations and long-term temporal dependencies, such models are often characterized by large parameter counts, high memory consumption, and long training and inference times. These limitations hinder their practical applicability in real-world wearable health monitoring systems that demand continuous, low-latency inference under strict energy constraints.</w:t>
+      </w:r>
+    </w:p>
+    <w:p>
+      <w:pPr>
+        <w:rPr>
+          <w:rFonts w:ascii="Times New Roman" w:hAnsi="Times New Roman" w:cs="Times New Roman"/>
+        </w:rPr>
+      </w:pPr>
+      <w:r>
+        <w:rPr>
+          <w:rFonts w:ascii="Times New Roman" w:hAnsi="Times New Roman" w:cs="Times New Roman"/>
+        </w:rPr>
+        <w:t>To address these challenges, this work introduces a lightweight hybrid architecture that replaces computationally expensive LSTM units with bidirectional gated recurrent units (</w:t>
+      </w:r>
+      <w:proofErr w:type="spellStart"/>
+      <w:r>
+        <w:rPr>
+          <w:rFonts w:ascii="Times New Roman" w:hAnsi="Times New Roman" w:cs="Times New Roman"/>
+        </w:rPr>
+        <w:t>BiGRUs</w:t>
+      </w:r>
+      <w:proofErr w:type="spellEnd"/>
+      <w:r>
+        <w:rPr>
+          <w:rFonts w:ascii="Times New Roman" w:hAnsi="Times New Roman" w:cs="Times New Roman"/>
+        </w:rPr>
+        <w:t xml:space="preserve">) while retaining strong temporal </w:t>
+      </w:r>
+      <w:proofErr w:type="spellStart"/>
+      <w:r>
+        <w:rPr>
+          <w:rFonts w:ascii="Times New Roman" w:hAnsi="Times New Roman" w:cs="Times New Roman"/>
+        </w:rPr>
+        <w:t>modeling</w:t>
+      </w:r>
+      <w:proofErr w:type="spellEnd"/>
+      <w:r>
+        <w:rPr>
+          <w:rFonts w:ascii="Times New Roman" w:hAnsi="Times New Roman" w:cs="Times New Roman"/>
+        </w:rPr>
+        <w:t xml:space="preserve"> capability. GRUs employ a simplified </w:t>
       </w:r>
       <w:r>
         <w:rPr>
@@ -142,20 +212,76 @@
         <w:rPr>
           <w:rFonts w:ascii="Times New Roman" w:hAnsi="Times New Roman" w:cs="Times New Roman"/>
         </w:rPr>
-        <w:t>The proposed architecture integrates a shallow convolutional front-end for extracting cross-channel features from multichannel physiological signals, followed by a two-layer BiGRU for temporal sequence modeling. A multi-head self-attention mechanism is further employed to selectively emphasize informative temporal segments within each window, enabling the model to focus on critical physiological transitions associated with affective state changes. The resulting representations are aggregated and classified using a compact fully connected head.</w:t>
-      </w:r>
-    </w:p>
-    <w:p>
-      <w:pPr>
-        <w:rPr>
-          <w:rFonts w:ascii="Times New Roman" w:hAnsi="Times New Roman" w:cs="Times New Roman"/>
-        </w:rPr>
-      </w:pPr>
-      <w:r>
-        <w:rPr>
-          <w:rFonts w:ascii="Times New Roman" w:hAnsi="Times New Roman" w:cs="Times New Roman"/>
-        </w:rPr>
-        <w:t>This design achieves a favorable efficiency–accuracy trade-off, reducing the overall parameter count by approximately 70–85% compared to conventional CNN–LSTM models while maintaining competitive performance. Such efficiency makes the proposed CNN–BiGRU architecture particularly well suited for continuous stress monitoring and affective state recognition in wearable and edge computing environments.</w:t>
+        <w:t xml:space="preserve">The proposed architecture integrates a shallow convolutional front-end for extracting cross-channel features from multichannel physiological signals, followed by a two-layer </w:t>
+      </w:r>
+      <w:proofErr w:type="spellStart"/>
+      <w:r>
+        <w:rPr>
+          <w:rFonts w:ascii="Times New Roman" w:hAnsi="Times New Roman" w:cs="Times New Roman"/>
+        </w:rPr>
+        <w:t>BiGRU</w:t>
+      </w:r>
+      <w:proofErr w:type="spellEnd"/>
+      <w:r>
+        <w:rPr>
+          <w:rFonts w:ascii="Times New Roman" w:hAnsi="Times New Roman" w:cs="Times New Roman"/>
+        </w:rPr>
+        <w:t xml:space="preserve"> for temporal sequence </w:t>
+      </w:r>
+      <w:proofErr w:type="spellStart"/>
+      <w:r>
+        <w:rPr>
+          <w:rFonts w:ascii="Times New Roman" w:hAnsi="Times New Roman" w:cs="Times New Roman"/>
+        </w:rPr>
+        <w:t>modeling</w:t>
+      </w:r>
+      <w:proofErr w:type="spellEnd"/>
+      <w:r>
+        <w:rPr>
+          <w:rFonts w:ascii="Times New Roman" w:hAnsi="Times New Roman" w:cs="Times New Roman"/>
+        </w:rPr>
+        <w:t>. A multi-head self-attention mechanism is further employed to selectively emphasize informative temporal segments within each window, enabling the model to focus on critical physiological transitions associated with affective state changes. The resulting representations are aggregated and classified using a compact fully connected head.</w:t>
+      </w:r>
+    </w:p>
+    <w:p>
+      <w:pPr>
+        <w:rPr>
+          <w:rFonts w:ascii="Times New Roman" w:hAnsi="Times New Roman" w:cs="Times New Roman"/>
+        </w:rPr>
+      </w:pPr>
+      <w:r>
+        <w:rPr>
+          <w:rFonts w:ascii="Times New Roman" w:hAnsi="Times New Roman" w:cs="Times New Roman"/>
+        </w:rPr>
+        <w:t xml:space="preserve">This design achieves a </w:t>
+      </w:r>
+      <w:proofErr w:type="spellStart"/>
+      <w:r>
+        <w:rPr>
+          <w:rFonts w:ascii="Times New Roman" w:hAnsi="Times New Roman" w:cs="Times New Roman"/>
+        </w:rPr>
+        <w:t>favorable</w:t>
+      </w:r>
+      <w:proofErr w:type="spellEnd"/>
+      <w:r>
+        <w:rPr>
+          <w:rFonts w:ascii="Times New Roman" w:hAnsi="Times New Roman" w:cs="Times New Roman"/>
+        </w:rPr>
+        <w:t xml:space="preserve"> efficiency–accuracy trade-off, reducing the overall parameter count by approximately 70–85% compared to conventional CNN–LSTM models while maintaining competitive performance. Such efficiency makes the proposed CNN–</w:t>
+      </w:r>
+      <w:proofErr w:type="spellStart"/>
+      <w:r>
+        <w:rPr>
+          <w:rFonts w:ascii="Times New Roman" w:hAnsi="Times New Roman" w:cs="Times New Roman"/>
+        </w:rPr>
+        <w:t>BiGRU</w:t>
+      </w:r>
+      <w:proofErr w:type="spellEnd"/>
+      <w:r>
+        <w:rPr>
+          <w:rFonts w:ascii="Times New Roman" w:hAnsi="Times New Roman" w:cs="Times New Roman"/>
+        </w:rPr>
+        <w:t xml:space="preserve"> architecture particularly well suited for continuous stress monitoring and affective state recognition in wearable and edge computing environments.</w:t>
       </w:r>
     </w:p>
     <w:p>
@@ -228,7 +354,21 @@
         <w:rPr>
           <w:rFonts w:ascii="Times New Roman" w:hAnsi="Times New Roman" w:cs="Times New Roman"/>
         </w:rPr>
-        <w:t>Alhassan, Hamza, and Baroli [2] introduced SHARP: Blockchain-Powered WSNs for Real-Time Student Health Monitoring and Perso</w:t>
+        <w:t xml:space="preserve">Alhassan, Hamza, and </w:t>
+      </w:r>
+      <w:proofErr w:type="spellStart"/>
+      <w:r>
+        <w:rPr>
+          <w:rFonts w:ascii="Times New Roman" w:hAnsi="Times New Roman" w:cs="Times New Roman"/>
+        </w:rPr>
+        <w:t>Baroli</w:t>
+      </w:r>
+      <w:proofErr w:type="spellEnd"/>
+      <w:r>
+        <w:rPr>
+          <w:rFonts w:ascii="Times New Roman" w:hAnsi="Times New Roman" w:cs="Times New Roman"/>
+        </w:rPr>
+        <w:t xml:space="preserve"> [2] introduced SHARP: Blockchain-Powered WSNs for Real-Time Student Health Monitoring and Perso</w:t>
       </w:r>
       <w:r>
         <w:rPr>
@@ -332,11 +472,19 @@
           <w:rFonts w:ascii="Times New Roman" w:hAnsi="Times New Roman" w:cs="Times New Roman"/>
         </w:rPr>
       </w:pPr>
-      <w:r>
-        <w:rPr>
-          <w:rFonts w:ascii="Times New Roman" w:hAnsi="Times New Roman" w:cs="Times New Roman"/>
-        </w:rPr>
-        <w:t>Mahabub et al</w:t>
+      <w:proofErr w:type="spellStart"/>
+      <w:r>
+        <w:rPr>
+          <w:rFonts w:ascii="Times New Roman" w:hAnsi="Times New Roman" w:cs="Times New Roman"/>
+        </w:rPr>
+        <w:t>Mahabub</w:t>
+      </w:r>
+      <w:proofErr w:type="spellEnd"/>
+      <w:r>
+        <w:rPr>
+          <w:rFonts w:ascii="Times New Roman" w:hAnsi="Times New Roman" w:cs="Times New Roman"/>
+        </w:rPr>
+        <w:t xml:space="preserve"> et al</w:t>
       </w:r>
       <w:r>
         <w:rPr>
@@ -374,6 +522,7 @@
         </w:rPr>
         <w:t xml:space="preserve">also explored future trends involving multi-modal inputs, blockchain based data sharing for security purpose, and AI driven interventions. However, it is limited due to </w:t>
       </w:r>
+      <w:proofErr w:type="spellStart"/>
       <w:proofErr w:type="gramStart"/>
       <w:r>
         <w:rPr>
@@ -381,6 +530,7 @@
         </w:rPr>
         <w:t>it’s</w:t>
       </w:r>
+      <w:proofErr w:type="spellEnd"/>
       <w:proofErr w:type="gramEnd"/>
       <w:r>
         <w:rPr>
@@ -525,7 +675,35 @@
         <w:rPr>
           <w:rFonts w:ascii="Times New Roman" w:hAnsi="Times New Roman" w:cs="Times New Roman"/>
         </w:rPr>
-        <w:t>The WESAD datasets comprises of physiological signals collected from chest-worn (RespiBAN) and wrist-worn (Empatica E4) sensors across 15 subjects for 4 affective states of baseline, stress, amusement, and meditation. The pipeline developed addressed multi-modal sensor fusion and temporal alignment challenges inherent in heterogeneous data.</w:t>
+        <w:t>The WESAD datasets comprises of physiological signals collected from chest-worn (</w:t>
+      </w:r>
+      <w:proofErr w:type="spellStart"/>
+      <w:r>
+        <w:rPr>
+          <w:rFonts w:ascii="Times New Roman" w:hAnsi="Times New Roman" w:cs="Times New Roman"/>
+        </w:rPr>
+        <w:t>RespiBAN</w:t>
+      </w:r>
+      <w:proofErr w:type="spellEnd"/>
+      <w:r>
+        <w:rPr>
+          <w:rFonts w:ascii="Times New Roman" w:hAnsi="Times New Roman" w:cs="Times New Roman"/>
+        </w:rPr>
+        <w:t>) and wrist-worn (</w:t>
+      </w:r>
+      <w:proofErr w:type="spellStart"/>
+      <w:r>
+        <w:rPr>
+          <w:rFonts w:ascii="Times New Roman" w:hAnsi="Times New Roman" w:cs="Times New Roman"/>
+        </w:rPr>
+        <w:t>Empatica</w:t>
+      </w:r>
+      <w:proofErr w:type="spellEnd"/>
+      <w:r>
+        <w:rPr>
+          <w:rFonts w:ascii="Times New Roman" w:hAnsi="Times New Roman" w:cs="Times New Roman"/>
+        </w:rPr>
+        <w:t xml:space="preserve"> E4) sensors across 15 subjects for 4 affective states of baseline, stress, amusement, and meditation. The pipeline developed addressed multi-modal sensor fusion and temporal alignment challenges inherent in heterogeneous data.</w:t>
       </w:r>
     </w:p>
     <w:p>
@@ -562,7 +740,19 @@
         <w:rPr>
           <w:rFonts w:ascii="Times New Roman" w:hAnsi="Times New Roman" w:cs="Times New Roman"/>
         </w:rPr>
-        <w:t>. To address the sampling rate discrepancy between sensor modalities, the chest ECG signal was designated as the temporal reference due to it’s consistent sampling and signal quality. Wrist signals were up sampled to match the chest signal length using linear interpolation, ensuring synchronized array lengths across all modalities. This intermediate alignment step facilitated subsequent uniform down sampling operations. This guaranteed precise temporal correspondence between all channels and their associated labels.</w:t>
+        <w:t xml:space="preserve">. To address the sampling rate discrepancy between sensor modalities, the chest ECG signal was designated as the temporal reference due to </w:t>
+      </w:r>
+      <w:r>
+        <w:rPr>
+          <w:rFonts w:ascii="Times New Roman" w:hAnsi="Times New Roman" w:cs="Times New Roman"/>
+        </w:rPr>
+        <w:t>its</w:t>
+      </w:r>
+      <w:r>
+        <w:rPr>
+          <w:rFonts w:ascii="Times New Roman" w:hAnsi="Times New Roman" w:cs="Times New Roman"/>
+        </w:rPr>
+        <w:t xml:space="preserve"> consistent sampling and signal quality. Wrist signals were up sampled to match the chest signal length using linear interpolation, ensuring synchronized array lengths across all modalities. This intermediate alignment step facilitated subsequent uniform down sampling operations. This guaranteed precise temporal correspondence between all channels and their associated labels.</w:t>
       </w:r>
     </w:p>
     <w:p>
@@ -577,6 +767,7 @@
         </w:rPr>
         <w:t>Feature engineering was applied to accelerometer data from both sensors. Three axis-accelerometer signals (</w:t>
       </w:r>
+      <w:proofErr w:type="spellStart"/>
       <w:proofErr w:type="gramStart"/>
       <w:r>
         <w:rPr>
@@ -589,19 +780,20 @@
         <w:rPr>
           <w:rFonts w:ascii="Times New Roman" w:hAnsi="Times New Roman" w:cs="Times New Roman"/>
         </w:rPr>
-        <w:t>,z) were transformed into scalar magnitude features using the Euclidean norm (</w:t>
-      </w:r>
-      <w:r>
-        <w:rPr>
-          <w:rFonts w:ascii="Times New Roman" w:hAnsi="Times New Roman" w:cs="Times New Roman"/>
-        </w:rPr>
-        <w:t>√ (</w:t>
-      </w:r>
-      <w:r>
-        <w:rPr>
-          <w:rFonts w:ascii="Times New Roman" w:hAnsi="Times New Roman" w:cs="Times New Roman"/>
-        </w:rPr>
-        <w:t>x² + y² + z²)</w:t>
+        <w:t>,z</w:t>
+      </w:r>
+      <w:proofErr w:type="spellEnd"/>
+      <w:r>
+        <w:rPr>
+          <w:rFonts w:ascii="Times New Roman" w:hAnsi="Times New Roman" w:cs="Times New Roman"/>
+        </w:rPr>
+        <w:t>) were transformed into scalar magnitude features using the Euclidean norm (</w:t>
+      </w:r>
+      <w:r>
+        <w:rPr>
+          <w:rFonts w:ascii="Times New Roman" w:hAnsi="Times New Roman" w:cs="Times New Roman"/>
+        </w:rPr>
+        <w:t>√ (x² + y² + z²)</w:t>
       </w:r>
       <w:r>
         <w:rPr>
@@ -715,15 +907,158 @@
         <w:rPr>
           <w:rFonts w:ascii="Times New Roman" w:hAnsi="Times New Roman" w:cs="Times New Roman"/>
         </w:rPr>
-        <w:t xml:space="preserve"> was saved in NumPy arrays (.npz) containing feature matrices of dimensions (number of windows, 1920, 8) and corresponding label vectors. This subject wise organization preserves the independence of data from different individuals, enabling LOSO cross-validation for robust assessment. This finalized dataset is then used as input for the CNN + BiGRU architecture, with all temporal alignment, feature engineering, and segmentation operations completed.\</w:t>
-      </w:r>
-    </w:p>
-    <w:p>
-      <w:pPr>
-        <w:rPr>
-          <w:rFonts w:ascii="Times New Roman" w:hAnsi="Times New Roman" w:cs="Times New Roman"/>
-        </w:rPr>
-      </w:pPr>
+        <w:t xml:space="preserve"> was saved in NumPy arrays (.</w:t>
+      </w:r>
+      <w:proofErr w:type="spellStart"/>
+      <w:r>
+        <w:rPr>
+          <w:rFonts w:ascii="Times New Roman" w:hAnsi="Times New Roman" w:cs="Times New Roman"/>
+        </w:rPr>
+        <w:t>npz</w:t>
+      </w:r>
+      <w:proofErr w:type="spellEnd"/>
+      <w:r>
+        <w:rPr>
+          <w:rFonts w:ascii="Times New Roman" w:hAnsi="Times New Roman" w:cs="Times New Roman"/>
+        </w:rPr>
+        <w:t xml:space="preserve">) containing feature matrices of dimensions (number of windows, 1920, 8) and corresponding label vectors. This subject wise organization preserves the independence of data from different individuals, enabling LOSO cross-validation for robust assessment. This finalized dataset is then used as input for the CNN + </w:t>
+      </w:r>
+      <w:proofErr w:type="spellStart"/>
+      <w:r>
+        <w:rPr>
+          <w:rFonts w:ascii="Times New Roman" w:hAnsi="Times New Roman" w:cs="Times New Roman"/>
+        </w:rPr>
+        <w:t>BiGRU</w:t>
+      </w:r>
+      <w:proofErr w:type="spellEnd"/>
+      <w:r>
+        <w:rPr>
+          <w:rFonts w:ascii="Times New Roman" w:hAnsi="Times New Roman" w:cs="Times New Roman"/>
+        </w:rPr>
+        <w:t xml:space="preserve"> architecture, with all temporal alignment, feature engineering, and segmentation operations completed.</w:t>
+      </w:r>
+    </w:p>
+    <w:p>
+      <w:pPr>
+        <w:rPr>
+          <w:rFonts w:ascii="Times New Roman" w:hAnsi="Times New Roman" w:cs="Times New Roman"/>
+        </w:rPr>
+      </w:pPr>
+    </w:p>
+    <w:p>
+      <w:pPr>
+        <w:rPr>
+          <w:rFonts w:ascii="Times New Roman" w:hAnsi="Times New Roman" w:cs="Times New Roman"/>
+        </w:rPr>
+      </w:pPr>
+      <w:r>
+        <w:rPr>
+          <w:rFonts w:ascii="Times New Roman" w:hAnsi="Times New Roman" w:cs="Times New Roman"/>
+        </w:rPr>
+        <w:lastRenderedPageBreak/>
+        <w:drawing>
+          <wp:anchor distT="0" distB="0" distL="114300" distR="114300" simplePos="0" relativeHeight="251658240" behindDoc="0" locked="0" layoutInCell="1" allowOverlap="1" wp14:anchorId="485D800A" wp14:editId="6642E5D1">
+            <wp:simplePos x="914400" y="914400"/>
+            <wp:positionH relativeFrom="column">
+              <wp:align>left</wp:align>
+            </wp:positionH>
+            <wp:positionV relativeFrom="paragraph">
+              <wp:align>top</wp:align>
+            </wp:positionV>
+            <wp:extent cx="5391150" cy="3486150"/>
+            <wp:effectExtent l="0" t="0" r="0" b="0"/>
+            <wp:wrapSquare wrapText="bothSides"/>
+            <wp:docPr id="1458536330" name="Picture 1"/>
+            <wp:cNvGraphicFramePr>
+              <a:graphicFrameLocks xmlns:a="http://schemas.openxmlformats.org/drawingml/2006/main" noChangeAspect="1"/>
+            </wp:cNvGraphicFramePr>
+            <a:graphic xmlns:a="http://schemas.openxmlformats.org/drawingml/2006/main">
+              <a:graphicData uri="http://schemas.openxmlformats.org/drawingml/2006/picture">
+                <pic:pic xmlns:pic="http://schemas.openxmlformats.org/drawingml/2006/picture">
+                  <pic:nvPicPr>
+                    <pic:cNvPr id="1458536330" name=""/>
+                    <pic:cNvPicPr/>
+                  </pic:nvPicPr>
+                  <pic:blipFill>
+                    <a:blip r:embed="rId4">
+                      <a:extLst>
+                        <a:ext uri="{28A0092B-C50C-407E-A947-70E740481C1C}">
+                          <a14:useLocalDpi xmlns:a14="http://schemas.microsoft.com/office/drawing/2010/main" val="0"/>
+                        </a:ext>
+                      </a:extLst>
+                    </a:blip>
+                    <a:stretch>
+                      <a:fillRect/>
+                    </a:stretch>
+                  </pic:blipFill>
+                  <pic:spPr>
+                    <a:xfrm>
+                      <a:off x="0" y="0"/>
+                      <a:ext cx="5391150" cy="3486150"/>
+                    </a:xfrm>
+                    <a:prstGeom prst="rect">
+                      <a:avLst/>
+                    </a:prstGeom>
+                  </pic:spPr>
+                </pic:pic>
+              </a:graphicData>
+            </a:graphic>
+          </wp:anchor>
+        </w:drawing>
+      </w:r>
+      <w:r>
+        <w:rPr>
+          <w:rFonts w:ascii="Times New Roman" w:hAnsi="Times New Roman" w:cs="Times New Roman"/>
+        </w:rPr>
+        <w:br w:type="textWrapping" w:clear="all"/>
+      </w:r>
+    </w:p>
+    <w:p>
+      <w:pPr>
+        <w:rPr>
+          <w:rFonts w:ascii="Times New Roman" w:hAnsi="Times New Roman" w:cs="Times New Roman"/>
+        </w:rPr>
+      </w:pPr>
+      <w:r>
+        <w:rPr>
+          <w:rFonts w:ascii="Times New Roman" w:hAnsi="Times New Roman" w:cs="Times New Roman"/>
+        </w:rPr>
+        <w:drawing>
+          <wp:inline distT="0" distB="0" distL="0" distR="0" wp14:anchorId="4A83E956" wp14:editId="2F8A31A8">
+            <wp:extent cx="5731510" cy="4431665"/>
+            <wp:effectExtent l="0" t="0" r="2540" b="6985"/>
+            <wp:docPr id="1797108131" name="Picture 1"/>
+            <wp:cNvGraphicFramePr>
+              <a:graphicFrameLocks xmlns:a="http://schemas.openxmlformats.org/drawingml/2006/main" noChangeAspect="1"/>
+            </wp:cNvGraphicFramePr>
+            <a:graphic xmlns:a="http://schemas.openxmlformats.org/drawingml/2006/main">
+              <a:graphicData uri="http://schemas.openxmlformats.org/drawingml/2006/picture">
+                <pic:pic xmlns:pic="http://schemas.openxmlformats.org/drawingml/2006/picture">
+                  <pic:nvPicPr>
+                    <pic:cNvPr id="1797108131" name=""/>
+                    <pic:cNvPicPr/>
+                  </pic:nvPicPr>
+                  <pic:blipFill>
+                    <a:blip r:embed="rId5"/>
+                    <a:stretch>
+                      <a:fillRect/>
+                    </a:stretch>
+                  </pic:blipFill>
+                  <pic:spPr>
+                    <a:xfrm>
+                      <a:off x="0" y="0"/>
+                      <a:ext cx="5731510" cy="4431665"/>
+                    </a:xfrm>
+                    <a:prstGeom prst="rect">
+                      <a:avLst/>
+                    </a:prstGeom>
+                  </pic:spPr>
+                </pic:pic>
+              </a:graphicData>
+            </a:graphic>
+          </wp:inline>
+        </w:drawing>
+      </w:r>
     </w:p>
     <w:p>
       <w:pPr>
@@ -756,40 +1091,100 @@
         <w:rPr>
           <w:rFonts w:ascii="Times New Roman" w:hAnsi="Times New Roman" w:cs="Times New Roman"/>
         </w:rPr>
-        <w:t xml:space="preserve">A hybrid model architecture comprising of Convolutional Neural Network (CNN), Bidirectional Gated Recurrent Units (BiGRU), and multi-head self-attention mechanisms to capture both spatial and temporal patterns in multi-modal physiological signals. The architecture. The architecture processes pre-processed 60s windows through 5 sequential </w:t>
-      </w:r>
-      <w:r>
-        <w:rPr>
-          <w:rFonts w:ascii="Times New Roman" w:hAnsi="Times New Roman" w:cs="Times New Roman"/>
-        </w:rPr>
         <w:lastRenderedPageBreak/>
-        <w:t>stages: CNN-based feature extraction, bidirectional recurrent processing, layer normalization, multi-head attention, and classification.</w:t>
-      </w:r>
-    </w:p>
-    <w:p>
-      <w:pPr>
-        <w:rPr>
-          <w:rFonts w:ascii="Times New Roman" w:hAnsi="Times New Roman" w:cs="Times New Roman"/>
-        </w:rPr>
-      </w:pPr>
-      <w:r>
-        <w:rPr>
-          <w:rFonts w:ascii="Times New Roman" w:hAnsi="Times New Roman" w:cs="Times New Roman"/>
-        </w:rPr>
-        <w:t>The CNN front-end employs two sequential 1D convolutional layers with 64 filters and kernel size 3 to extract spatial features across the eight physiological channels at each step. This component learns cross-channel interaction patterns, such as coordinated increases in electrodermal activity and heart rate during stress episodes. ReLU activations provide non-linearity, while dropout with probability 0.2 regularizes the network. The CNN transforms raw multi-modal signals intro 64 learned feature representations that capture physiological correlations indicative of different affective states.</w:t>
-      </w:r>
-    </w:p>
-    <w:p>
-      <w:pPr>
-        <w:rPr>
-          <w:rFonts w:ascii="Times New Roman" w:hAnsi="Times New Roman" w:cs="Times New Roman"/>
-        </w:rPr>
-      </w:pPr>
-      <w:r>
-        <w:rPr>
-          <w:rFonts w:ascii="Times New Roman" w:hAnsi="Times New Roman" w:cs="Times New Roman"/>
-        </w:rPr>
-        <w:t>The bidirectional GRU layer models temporal dependencies across entire 60s observation window. A two-layer BiGRU with hidden dimensions 128 processes sequences in both forward and backward temporal directions</w:t>
+        <w:t>A hybrid model architecture comprising of Convolutional Neural Network (CNN), Bidirectional Gated Recurrent Units (</w:t>
+      </w:r>
+      <w:proofErr w:type="spellStart"/>
+      <w:r>
+        <w:rPr>
+          <w:rFonts w:ascii="Times New Roman" w:hAnsi="Times New Roman" w:cs="Times New Roman"/>
+        </w:rPr>
+        <w:t>BiGRU</w:t>
+      </w:r>
+      <w:proofErr w:type="spellEnd"/>
+      <w:r>
+        <w:rPr>
+          <w:rFonts w:ascii="Times New Roman" w:hAnsi="Times New Roman" w:cs="Times New Roman"/>
+        </w:rPr>
+        <w:t>), and multi-head self-attention mechanisms to capture both spatial and temporal patterns in multi-modal physiological signals. The architecture. The architecture processes pre-processed 60s windows through 5 sequential stages: CNN-based feature extraction, bidirectional recurrent processing, layer normalization, multi-head attention, and classification.</w:t>
+      </w:r>
+    </w:p>
+    <w:p>
+      <w:pPr>
+        <w:rPr>
+          <w:rFonts w:ascii="Times New Roman" w:hAnsi="Times New Roman" w:cs="Times New Roman"/>
+        </w:rPr>
+      </w:pPr>
+      <w:r>
+        <w:rPr>
+          <w:rFonts w:ascii="Times New Roman" w:hAnsi="Times New Roman" w:cs="Times New Roman"/>
+        </w:rPr>
+        <w:t xml:space="preserve">The CNN front-end employs two sequential 1D convolutional layers with 64 filters and kernel size 3 to extract spatial features across the eight physiological channels at each step. This component learns cross-channel interaction patterns, such as coordinated increases in electrodermal activity and heart rate during stress episodes. </w:t>
+      </w:r>
+      <w:proofErr w:type="spellStart"/>
+      <w:r>
+        <w:rPr>
+          <w:rFonts w:ascii="Times New Roman" w:hAnsi="Times New Roman" w:cs="Times New Roman"/>
+        </w:rPr>
+        <w:t>ReLU</w:t>
+      </w:r>
+      <w:proofErr w:type="spellEnd"/>
+      <w:r>
+        <w:rPr>
+          <w:rFonts w:ascii="Times New Roman" w:hAnsi="Times New Roman" w:cs="Times New Roman"/>
+        </w:rPr>
+        <w:t xml:space="preserve"> activations provide non-linearity, while dropout with probability 0.2 regularizes the network. The CNN transforms raw multi-modal signals intro 64 learned feature representations that capture physiological correlations indicative of different affective states.</w:t>
+      </w:r>
+    </w:p>
+    <w:p>
+      <w:pPr>
+        <w:rPr>
+          <w:rFonts w:ascii="Times New Roman" w:hAnsi="Times New Roman" w:cs="Times New Roman"/>
+        </w:rPr>
+      </w:pPr>
+      <w:r>
+        <w:rPr>
+          <w:rFonts w:ascii="Times New Roman" w:hAnsi="Times New Roman" w:cs="Times New Roman"/>
+        </w:rPr>
+        <w:t xml:space="preserve">The bidirectional GRU layer models temporal dependencies across entire 60s observation window. A two-layer </w:t>
+      </w:r>
+      <w:proofErr w:type="spellStart"/>
+      <w:r>
+        <w:rPr>
+          <w:rFonts w:ascii="Times New Roman" w:hAnsi="Times New Roman" w:cs="Times New Roman"/>
+        </w:rPr>
+        <w:t>BiGRU</w:t>
+      </w:r>
+      <w:proofErr w:type="spellEnd"/>
+      <w:r>
+        <w:rPr>
+          <w:rFonts w:ascii="Times New Roman" w:hAnsi="Times New Roman" w:cs="Times New Roman"/>
+        </w:rPr>
+        <w:t xml:space="preserve"> with hidden</w:t>
+      </w:r>
+      <w:r>
+        <w:rPr>
+          <w:rFonts w:ascii="Times New Roman" w:hAnsi="Times New Roman" w:cs="Times New Roman"/>
+        </w:rPr>
+        <w:t xml:space="preserve"> 128</w:t>
+      </w:r>
+      <w:r>
+        <w:rPr>
+          <w:rFonts w:ascii="Times New Roman" w:hAnsi="Times New Roman" w:cs="Times New Roman"/>
+        </w:rPr>
+        <w:t xml:space="preserve"> </w:t>
+      </w:r>
+      <w:r>
+        <w:rPr>
+          <w:rFonts w:ascii="Times New Roman" w:hAnsi="Times New Roman" w:cs="Times New Roman"/>
+        </w:rPr>
+        <w:t>layers</w:t>
+      </w:r>
+      <w:r>
+        <w:rPr>
+          <w:rFonts w:ascii="Times New Roman" w:hAnsi="Times New Roman" w:cs="Times New Roman"/>
+        </w:rPr>
+        <w:t xml:space="preserve"> processes sequences in both forward and backward temporal directions</w:t>
       </w:r>
       <w:r>
         <w:rPr>
@@ -808,7 +1203,19 @@
         <w:rPr>
           <w:rFonts w:ascii="Times New Roman" w:hAnsi="Times New Roman" w:cs="Times New Roman"/>
         </w:rPr>
-        <w:t>Multi-head self-attention with four attention head identifies the most informative temporal segments withing each window. The self-attention mechanism computes relevance scores between all time step pairs, enabling the model to emphasize critical moments such as stress peaks, or sudden physiological transitions while de-emphasizing baseline periods. Multiple attention head learn complementary importance patterns. This selective focus mechanism allows the model to extract discriminative features from heterogeneous 60s windows where stress indicators may appear at different temporal locations.</w:t>
+        <w:t xml:space="preserve">Multi-head self-attention with four attention head identifies the most informative temporal segments withing each window. The self-attention mechanism computes relevance scores between </w:t>
+      </w:r>
+      <w:r>
+        <w:rPr>
+          <w:rFonts w:ascii="Times New Roman" w:hAnsi="Times New Roman" w:cs="Times New Roman"/>
+        </w:rPr>
+        <w:t>all-time</w:t>
+      </w:r>
+      <w:r>
+        <w:rPr>
+          <w:rFonts w:ascii="Times New Roman" w:hAnsi="Times New Roman" w:cs="Times New Roman"/>
+        </w:rPr>
+        <w:t xml:space="preserve"> step pairs, enabling the model to emphasize critical moments such as stress peaks, or sudden physiological transitions while de-emphasizing baseline periods. Multiple attention head learn complementary importance patterns. This selective focus mechanism allows the model to extract discriminative features from heterogeneous 60s windows where stress indicators may appear at different temporal locations.</w:t>
       </w:r>
     </w:p>
     <w:p>
@@ -827,20 +1234,48 @@
         <w:rPr>
           <w:rFonts w:ascii="Times New Roman" w:hAnsi="Times New Roman" w:cs="Times New Roman"/>
         </w:rPr>
-        <w:t>a comprehensive window-level descriptor that preserves both transient events and sustained patterns. The classifier head consists of two fully connected layers (256 =&gt; 128 =&gt; 4 dimensions) with ReLU activation and dropout mapping pooled with initialized using Kaiming initialization for convolutional and linear layers and Xavier initialization for GRU weights, following best practices for their respective functions.</w:t>
-      </w:r>
-    </w:p>
-    <w:p>
-      <w:pPr>
-        <w:rPr>
-          <w:rFonts w:ascii="Times New Roman" w:hAnsi="Times New Roman" w:cs="Times New Roman"/>
-        </w:rPr>
-      </w:pPr>
-      <w:r>
-        <w:rPr>
-          <w:rFonts w:ascii="Times New Roman" w:hAnsi="Times New Roman" w:cs="Times New Roman"/>
-        </w:rPr>
-        <w:t>This hierarchical architecture captures instantaneous cross-channel correlations, the BiGRU models temporal evolution over seconds, attention identifies critical moments and the classifier integrates these representations for robust affective state recognition. The complete model contained ~1M trainable parameters, balancing representational capacity with generalization capability.</w:t>
+        <w:t xml:space="preserve">a comprehensive window-level descriptor that preserves both transient events and sustained patterns. The classifier head consists of two fully connected layers with </w:t>
+      </w:r>
+      <w:proofErr w:type="spellStart"/>
+      <w:r>
+        <w:rPr>
+          <w:rFonts w:ascii="Times New Roman" w:hAnsi="Times New Roman" w:cs="Times New Roman"/>
+        </w:rPr>
+        <w:t>ReLU</w:t>
+      </w:r>
+      <w:proofErr w:type="spellEnd"/>
+      <w:r>
+        <w:rPr>
+          <w:rFonts w:ascii="Times New Roman" w:hAnsi="Times New Roman" w:cs="Times New Roman"/>
+        </w:rPr>
+        <w:t xml:space="preserve"> activation and dropout mapping pooled with initialized using Kaiming initialization for convolutional and linear layers and Xavier initialization for GRU weights, following best practices for their respective functions.</w:t>
+      </w:r>
+    </w:p>
+    <w:p>
+      <w:pPr>
+        <w:rPr>
+          <w:rFonts w:ascii="Times New Roman" w:hAnsi="Times New Roman" w:cs="Times New Roman"/>
+        </w:rPr>
+      </w:pPr>
+      <w:r>
+        <w:rPr>
+          <w:rFonts w:ascii="Times New Roman" w:hAnsi="Times New Roman" w:cs="Times New Roman"/>
+        </w:rPr>
+        <w:t xml:space="preserve">This hierarchical architecture captures instantaneous cross-channel correlations, the </w:t>
+      </w:r>
+      <w:proofErr w:type="spellStart"/>
+      <w:r>
+        <w:rPr>
+          <w:rFonts w:ascii="Times New Roman" w:hAnsi="Times New Roman" w:cs="Times New Roman"/>
+        </w:rPr>
+        <w:t>BiGRU</w:t>
+      </w:r>
+      <w:proofErr w:type="spellEnd"/>
+      <w:r>
+        <w:rPr>
+          <w:rFonts w:ascii="Times New Roman" w:hAnsi="Times New Roman" w:cs="Times New Roman"/>
+        </w:rPr>
+        <w:t xml:space="preserve"> models temporal evolution over seconds, attention identifies critical moments and the classifier integrates these representations for robust affective state recognition. The complete model contained ~1M trainable parameters, balancing representational capacity with generalization capability.</w:t>
       </w:r>
     </w:p>
     <w:p>
@@ -881,7 +1316,6 @@
         <w:rPr>
           <w:rFonts w:ascii="Times New Roman" w:hAnsi="Times New Roman" w:cs="Times New Roman"/>
         </w:rPr>
-        <w:lastRenderedPageBreak/>
         <w:t>Model training and evaluation was done using LOSO (Leave One Subject Out) cross-validation to assess generalization capability on unseen data points. In each fold, one subject was used as test set while remaining 14 were used for training the model. This p</w:t>
       </w:r>
       <w:r>
@@ -938,20 +1372,42 @@
         <w:rPr>
           <w:rFonts w:ascii="Times New Roman" w:hAnsi="Times New Roman" w:cs="Times New Roman"/>
         </w:rPr>
-        <w:t xml:space="preserve"> The WeightedRandomSampler with replacement generated balanced mini batches of 128 samples throughout the training.</w:t>
-      </w:r>
-    </w:p>
-    <w:p>
-      <w:pPr>
-        <w:rPr>
-          <w:rFonts w:ascii="Times New Roman" w:hAnsi="Times New Roman" w:cs="Times New Roman"/>
-        </w:rPr>
-      </w:pPr>
-      <w:r>
-        <w:rPr>
-          <w:rFonts w:ascii="Times New Roman" w:hAnsi="Times New Roman" w:cs="Times New Roman"/>
-        </w:rPr>
-        <w:t xml:space="preserve">AdamW optimizer was used for model training with an initial learning rate of 0.001 and cross-entropy loss for classification. </w:t>
+        <w:t xml:space="preserve"> The </w:t>
+      </w:r>
+      <w:proofErr w:type="spellStart"/>
+      <w:r>
+        <w:rPr>
+          <w:rFonts w:ascii="Times New Roman" w:hAnsi="Times New Roman" w:cs="Times New Roman"/>
+        </w:rPr>
+        <w:t>WeightedRandomSampler</w:t>
+      </w:r>
+      <w:proofErr w:type="spellEnd"/>
+      <w:r>
+        <w:rPr>
+          <w:rFonts w:ascii="Times New Roman" w:hAnsi="Times New Roman" w:cs="Times New Roman"/>
+        </w:rPr>
+        <w:t xml:space="preserve"> with replacement generated balanced mini batches of 128 samples throughout the training.</w:t>
+      </w:r>
+    </w:p>
+    <w:p>
+      <w:pPr>
+        <w:rPr>
+          <w:rFonts w:ascii="Times New Roman" w:hAnsi="Times New Roman" w:cs="Times New Roman"/>
+        </w:rPr>
+      </w:pPr>
+      <w:proofErr w:type="spellStart"/>
+      <w:r>
+        <w:rPr>
+          <w:rFonts w:ascii="Times New Roman" w:hAnsi="Times New Roman" w:cs="Times New Roman"/>
+        </w:rPr>
+        <w:t>AdamW</w:t>
+      </w:r>
+      <w:proofErr w:type="spellEnd"/>
+      <w:r>
+        <w:rPr>
+          <w:rFonts w:ascii="Times New Roman" w:hAnsi="Times New Roman" w:cs="Times New Roman"/>
+        </w:rPr>
+        <w:t xml:space="preserve"> optimizer was used for model training with an initial learning rate of 0.001 and cross-entropy loss for classification. </w:t>
       </w:r>
       <w:r>
         <w:rPr>
@@ -963,7 +1419,21 @@
         <w:rPr>
           <w:rFonts w:ascii="Times New Roman" w:hAnsi="Times New Roman" w:cs="Times New Roman"/>
         </w:rPr>
-        <w:t>recurrent BiGRU layers. Training proceeded for maximum of 25 epochs with early stopping based on validation loss, terminating if no improvement occurred for 6 consecutive epochs. This early stopping mechanism prevents overfitting while allowing sufficient training time for convergence. The model checkpoint with the lowest validation loss was retained for evaluation.</w:t>
+        <w:t xml:space="preserve">recurrent </w:t>
+      </w:r>
+      <w:proofErr w:type="spellStart"/>
+      <w:r>
+        <w:rPr>
+          <w:rFonts w:ascii="Times New Roman" w:hAnsi="Times New Roman" w:cs="Times New Roman"/>
+        </w:rPr>
+        <w:t>BiGRU</w:t>
+      </w:r>
+      <w:proofErr w:type="spellEnd"/>
+      <w:r>
+        <w:rPr>
+          <w:rFonts w:ascii="Times New Roman" w:hAnsi="Times New Roman" w:cs="Times New Roman"/>
+        </w:rPr>
+        <w:t xml:space="preserve"> layers. Training proceeded for maximum of 25 epochs with early stopping based on validation loss, terminating if no improvement occurred for 6 consecutive epochs. This early stopping mechanism prevents overfitting while allowing sufficient training time for convergence. The model checkpoint with the lowest validation loss was retained for evaluation.</w:t>
       </w:r>
     </w:p>
     <w:p>
@@ -1040,6 +1510,7 @@
           <w:sz w:val="40"/>
           <w:szCs w:val="40"/>
         </w:rPr>
+        <w:lastRenderedPageBreak/>
         <w:t>Results</w:t>
       </w:r>
     </w:p>
@@ -1053,20 +1524,21 @@
         <w:rPr>
           <w:rFonts w:ascii="Times New Roman" w:hAnsi="Times New Roman" w:cs="Times New Roman"/>
         </w:rPr>
-        <w:t>The CNN + BiGRU</w:t>
-      </w:r>
-      <w:r>
-        <w:rPr>
-          <w:rFonts w:ascii="Times New Roman" w:hAnsi="Times New Roman" w:cs="Times New Roman"/>
-        </w:rPr>
-        <w:t xml:space="preserve"> model with multi-head attention was evaluate using LOSO cross-validation. Exploratory data analysis revealed substantial class imbalance with baseline </w:t>
-      </w:r>
-      <w:r>
-        <w:rPr>
-          <w:rFonts w:ascii="Times New Roman" w:hAnsi="Times New Roman" w:cs="Times New Roman"/>
-        </w:rPr>
-        <w:lastRenderedPageBreak/>
-        <w:t>windows comprising ~65%-75</w:t>
+        <w:t xml:space="preserve">The CNN + </w:t>
+      </w:r>
+      <w:proofErr w:type="spellStart"/>
+      <w:r>
+        <w:rPr>
+          <w:rFonts w:ascii="Times New Roman" w:hAnsi="Times New Roman" w:cs="Times New Roman"/>
+        </w:rPr>
+        <w:t>BiGRU</w:t>
+      </w:r>
+      <w:proofErr w:type="spellEnd"/>
+      <w:r>
+        <w:rPr>
+          <w:rFonts w:ascii="Times New Roman" w:hAnsi="Times New Roman" w:cs="Times New Roman"/>
+        </w:rPr>
+        <w:t xml:space="preserve"> model with multi-head attention was evaluate using LOSO cross-validation. Exploratory data analysis revealed substantial class imbalance with baseline windows comprising ~65%-75</w:t>
       </w:r>
       <w:r>
         <w:rPr>
@@ -1138,6 +1610,197 @@
           <w:rFonts w:ascii="Times New Roman" w:hAnsi="Times New Roman" w:cs="Times New Roman"/>
         </w:rPr>
       </w:pPr>
+      <w:r>
+        <w:rPr>
+          <w:rFonts w:ascii="Times New Roman" w:hAnsi="Times New Roman" w:cs="Times New Roman"/>
+        </w:rPr>
+        <w:lastRenderedPageBreak/>
+        <w:drawing>
+          <wp:inline distT="0" distB="0" distL="0" distR="0" wp14:anchorId="04A079D9" wp14:editId="1B6F3D92">
+            <wp:extent cx="5429250" cy="4438650"/>
+            <wp:effectExtent l="0" t="0" r="0" b="0"/>
+            <wp:docPr id="383250521" name="Picture 1"/>
+            <wp:cNvGraphicFramePr>
+              <a:graphicFrameLocks xmlns:a="http://schemas.openxmlformats.org/drawingml/2006/main" noChangeAspect="1"/>
+            </wp:cNvGraphicFramePr>
+            <a:graphic xmlns:a="http://schemas.openxmlformats.org/drawingml/2006/main">
+              <a:graphicData uri="http://schemas.openxmlformats.org/drawingml/2006/picture">
+                <pic:pic xmlns:pic="http://schemas.openxmlformats.org/drawingml/2006/picture">
+                  <pic:nvPicPr>
+                    <pic:cNvPr id="383250521" name=""/>
+                    <pic:cNvPicPr/>
+                  </pic:nvPicPr>
+                  <pic:blipFill>
+                    <a:blip r:embed="rId6"/>
+                    <a:stretch>
+                      <a:fillRect/>
+                    </a:stretch>
+                  </pic:blipFill>
+                  <pic:spPr>
+                    <a:xfrm>
+                      <a:off x="0" y="0"/>
+                      <a:ext cx="5429250" cy="4438650"/>
+                    </a:xfrm>
+                    <a:prstGeom prst="rect">
+                      <a:avLst/>
+                    </a:prstGeom>
+                  </pic:spPr>
+                </pic:pic>
+              </a:graphicData>
+            </a:graphic>
+          </wp:inline>
+        </w:drawing>
+      </w:r>
+    </w:p>
+    <w:p>
+      <w:pPr>
+        <w:rPr>
+          <w:rFonts w:ascii="Times New Roman" w:hAnsi="Times New Roman" w:cs="Times New Roman"/>
+        </w:rPr>
+      </w:pPr>
+      <w:r>
+        <w:rPr>
+          <w:rFonts w:ascii="Times New Roman" w:hAnsi="Times New Roman" w:cs="Times New Roman"/>
+        </w:rPr>
+        <w:lastRenderedPageBreak/>
+        <w:drawing>
+          <wp:inline distT="0" distB="0" distL="0" distR="0" wp14:anchorId="41651BC9" wp14:editId="5EE7C3E3">
+            <wp:extent cx="5429250" cy="4438650"/>
+            <wp:effectExtent l="0" t="0" r="0" b="0"/>
+            <wp:docPr id="1106170993" name="Picture 1"/>
+            <wp:cNvGraphicFramePr>
+              <a:graphicFrameLocks xmlns:a="http://schemas.openxmlformats.org/drawingml/2006/main" noChangeAspect="1"/>
+            </wp:cNvGraphicFramePr>
+            <a:graphic xmlns:a="http://schemas.openxmlformats.org/drawingml/2006/main">
+              <a:graphicData uri="http://schemas.openxmlformats.org/drawingml/2006/picture">
+                <pic:pic xmlns:pic="http://schemas.openxmlformats.org/drawingml/2006/picture">
+                  <pic:nvPicPr>
+                    <pic:cNvPr id="1106170993" name=""/>
+                    <pic:cNvPicPr/>
+                  </pic:nvPicPr>
+                  <pic:blipFill>
+                    <a:blip r:embed="rId7"/>
+                    <a:stretch>
+                      <a:fillRect/>
+                    </a:stretch>
+                  </pic:blipFill>
+                  <pic:spPr>
+                    <a:xfrm>
+                      <a:off x="0" y="0"/>
+                      <a:ext cx="5429250" cy="4438650"/>
+                    </a:xfrm>
+                    <a:prstGeom prst="rect">
+                      <a:avLst/>
+                    </a:prstGeom>
+                  </pic:spPr>
+                </pic:pic>
+              </a:graphicData>
+            </a:graphic>
+          </wp:inline>
+        </w:drawing>
+      </w:r>
+    </w:p>
+    <w:p>
+      <w:pPr>
+        <w:rPr>
+          <w:rFonts w:ascii="Times New Roman" w:hAnsi="Times New Roman" w:cs="Times New Roman"/>
+        </w:rPr>
+      </w:pPr>
+      <w:r>
+        <w:rPr>
+          <w:rFonts w:ascii="Times New Roman" w:hAnsi="Times New Roman" w:cs="Times New Roman"/>
+        </w:rPr>
+        <w:drawing>
+          <wp:inline distT="0" distB="0" distL="0" distR="0" wp14:anchorId="4729917A" wp14:editId="24B94301">
+            <wp:extent cx="5731510" cy="2422525"/>
+            <wp:effectExtent l="0" t="0" r="2540" b="0"/>
+            <wp:docPr id="1574824661" name="Picture 1"/>
+            <wp:cNvGraphicFramePr>
+              <a:graphicFrameLocks xmlns:a="http://schemas.openxmlformats.org/drawingml/2006/main" noChangeAspect="1"/>
+            </wp:cNvGraphicFramePr>
+            <a:graphic xmlns:a="http://schemas.openxmlformats.org/drawingml/2006/main">
+              <a:graphicData uri="http://schemas.openxmlformats.org/drawingml/2006/picture">
+                <pic:pic xmlns:pic="http://schemas.openxmlformats.org/drawingml/2006/picture">
+                  <pic:nvPicPr>
+                    <pic:cNvPr id="1574824661" name=""/>
+                    <pic:cNvPicPr/>
+                  </pic:nvPicPr>
+                  <pic:blipFill>
+                    <a:blip r:embed="rId8"/>
+                    <a:stretch>
+                      <a:fillRect/>
+                    </a:stretch>
+                  </pic:blipFill>
+                  <pic:spPr>
+                    <a:xfrm>
+                      <a:off x="0" y="0"/>
+                      <a:ext cx="5731510" cy="2422525"/>
+                    </a:xfrm>
+                    <a:prstGeom prst="rect">
+                      <a:avLst/>
+                    </a:prstGeom>
+                  </pic:spPr>
+                </pic:pic>
+              </a:graphicData>
+            </a:graphic>
+          </wp:inline>
+        </w:drawing>
+      </w:r>
+    </w:p>
+    <w:p>
+      <w:pPr>
+        <w:rPr>
+          <w:rFonts w:ascii="Times New Roman" w:hAnsi="Times New Roman" w:cs="Times New Roman"/>
+        </w:rPr>
+      </w:pPr>
+    </w:p>
+    <w:p>
+      <w:pPr>
+        <w:rPr>
+          <w:rFonts w:ascii="Times New Roman" w:hAnsi="Times New Roman" w:cs="Times New Roman"/>
+        </w:rPr>
+      </w:pPr>
+      <w:r>
+        <w:rPr>
+          <w:rFonts w:ascii="Times New Roman" w:hAnsi="Times New Roman" w:cs="Times New Roman"/>
+        </w:rPr>
+        <w:lastRenderedPageBreak/>
+        <w:drawing>
+          <wp:inline distT="0" distB="0" distL="0" distR="0" wp14:anchorId="04CE3ECA" wp14:editId="774B7112">
+            <wp:extent cx="5505450" cy="3486150"/>
+            <wp:effectExtent l="0" t="0" r="0" b="0"/>
+            <wp:docPr id="1201500615" name="Picture 1"/>
+            <wp:cNvGraphicFramePr>
+              <a:graphicFrameLocks xmlns:a="http://schemas.openxmlformats.org/drawingml/2006/main" noChangeAspect="1"/>
+            </wp:cNvGraphicFramePr>
+            <a:graphic xmlns:a="http://schemas.openxmlformats.org/drawingml/2006/main">
+              <a:graphicData uri="http://schemas.openxmlformats.org/drawingml/2006/picture">
+                <pic:pic xmlns:pic="http://schemas.openxmlformats.org/drawingml/2006/picture">
+                  <pic:nvPicPr>
+                    <pic:cNvPr id="1201500615" name=""/>
+                    <pic:cNvPicPr/>
+                  </pic:nvPicPr>
+                  <pic:blipFill>
+                    <a:blip r:embed="rId9"/>
+                    <a:stretch>
+                      <a:fillRect/>
+                    </a:stretch>
+                  </pic:blipFill>
+                  <pic:spPr>
+                    <a:xfrm>
+                      <a:off x="0" y="0"/>
+                      <a:ext cx="5505450" cy="3486150"/>
+                    </a:xfrm>
+                    <a:prstGeom prst="rect">
+                      <a:avLst/>
+                    </a:prstGeom>
+                  </pic:spPr>
+                </pic:pic>
+              </a:graphicData>
+            </a:graphic>
+          </wp:inline>
+        </w:drawing>
+      </w:r>
     </w:p>
     <w:p>
       <w:pPr>
@@ -1170,46 +1833,123 @@
         <w:rPr>
           <w:rFonts w:ascii="Times New Roman" w:hAnsi="Times New Roman" w:cs="Times New Roman"/>
         </w:rPr>
-        <w:t>The results demonstrate that the CNN+BiGRU architecture successfully captures physiological patterns for affective state classification, achieving baseline class performance.</w:t>
-      </w:r>
-    </w:p>
-    <w:p>
-      <w:pPr>
-        <w:rPr>
-          <w:rFonts w:ascii="Times New Roman" w:hAnsi="Times New Roman" w:cs="Times New Roman"/>
-        </w:rPr>
-      </w:pPr>
-      <w:r>
-        <w:rPr>
-          <w:rFonts w:ascii="Times New Roman" w:hAnsi="Times New Roman" w:cs="Times New Roman"/>
-        </w:rPr>
-        <w:t>The GRU’s simplified gating mechanism (only reset and update) compared to LSTMs (input, forget and output) reduced parameter count by 25-30% for equivalent hidden dimensions. For the implemented configuration with 128 hidden units across two layers, the BiGRU components as around 1.2M parameters as compared to 1.6-2M parameters for an equivalent BiLSTM, thus a lighter model without loosing the architectural depth and capabilities.</w:t>
-      </w:r>
-    </w:p>
-    <w:p>
-      <w:pPr>
-        <w:rPr>
-          <w:rFonts w:ascii="Times New Roman" w:hAnsi="Times New Roman" w:cs="Times New Roman"/>
-        </w:rPr>
-      </w:pPr>
-      <w:r>
-        <w:rPr>
-          <w:rFonts w:ascii="Times New Roman" w:hAnsi="Times New Roman" w:cs="Times New Roman"/>
-        </w:rPr>
-        <w:t>Experimental observations showed 35-40% reduction in training time in this architecture as compared to a BiLSTM architecture. Memory footprint during inference decreases proportionally reducing GPU memory consumption by 20-25%, a crucial factor for deployment on edge devices with limited resources such as mobile processors</w:t>
-      </w:r>
-      <w:r>
-        <w:rPr>
-          <w:rFonts w:ascii="Times New Roman" w:hAnsi="Times New Roman" w:cs="Times New Roman"/>
-        </w:rPr>
-        <w:t xml:space="preserve">. The simpler gate structure improves gradient flow during backpropagation resulting in more stable training with fewer divergence issues. This efficiency-performance trade-off makes CNN+BiGRU particularly suitable for real-world wearable stress monitoring systems </w:t>
-      </w:r>
-      <w:r>
-        <w:rPr>
-          <w:rFonts w:ascii="Times New Roman" w:hAnsi="Times New Roman" w:cs="Times New Roman"/>
-        </w:rPr>
-        <w:lastRenderedPageBreak/>
-        <w:t>requiring continuous inference with limited battery and computational budgets while achieving competitive accuracy (0.64) and minority class detection capabilities.</w:t>
+        <w:t xml:space="preserve">The results demonstrate that the </w:t>
+      </w:r>
+      <w:proofErr w:type="spellStart"/>
+      <w:r>
+        <w:rPr>
+          <w:rFonts w:ascii="Times New Roman" w:hAnsi="Times New Roman" w:cs="Times New Roman"/>
+        </w:rPr>
+        <w:t>CNN+BiGRU</w:t>
+      </w:r>
+      <w:proofErr w:type="spellEnd"/>
+      <w:r>
+        <w:rPr>
+          <w:rFonts w:ascii="Times New Roman" w:hAnsi="Times New Roman" w:cs="Times New Roman"/>
+        </w:rPr>
+        <w:t xml:space="preserve"> architecture successfully captures physiological patterns for affective state classification, achieving baseline class performance.</w:t>
+      </w:r>
+    </w:p>
+    <w:p>
+      <w:pPr>
+        <w:rPr>
+          <w:rFonts w:ascii="Times New Roman" w:hAnsi="Times New Roman" w:cs="Times New Roman"/>
+        </w:rPr>
+      </w:pPr>
+      <w:r>
+        <w:rPr>
+          <w:rFonts w:ascii="Times New Roman" w:hAnsi="Times New Roman" w:cs="Times New Roman"/>
+        </w:rPr>
+        <w:t xml:space="preserve">The GRU’s simplified gating mechanism (only reset and update) compared to LSTMs (input, forget and output) reduced parameter count by 25-30% for equivalent hidden dimensions. For the implemented configuration with 128 hidden units across two layers, the </w:t>
+      </w:r>
+      <w:proofErr w:type="spellStart"/>
+      <w:r>
+        <w:rPr>
+          <w:rFonts w:ascii="Times New Roman" w:hAnsi="Times New Roman" w:cs="Times New Roman"/>
+        </w:rPr>
+        <w:t>BiGRU</w:t>
+      </w:r>
+      <w:proofErr w:type="spellEnd"/>
+      <w:r>
+        <w:rPr>
+          <w:rFonts w:ascii="Times New Roman" w:hAnsi="Times New Roman" w:cs="Times New Roman"/>
+        </w:rPr>
+        <w:t xml:space="preserve"> components as around 1.2M parameters as compared to 1.6-2M parameters for an equivalent </w:t>
+      </w:r>
+      <w:proofErr w:type="spellStart"/>
+      <w:r>
+        <w:rPr>
+          <w:rFonts w:ascii="Times New Roman" w:hAnsi="Times New Roman" w:cs="Times New Roman"/>
+        </w:rPr>
+        <w:t>BiLSTM</w:t>
+      </w:r>
+      <w:proofErr w:type="spellEnd"/>
+      <w:r>
+        <w:rPr>
+          <w:rFonts w:ascii="Times New Roman" w:hAnsi="Times New Roman" w:cs="Times New Roman"/>
+        </w:rPr>
+        <w:t xml:space="preserve">, thus a lighter model without </w:t>
+      </w:r>
+      <w:proofErr w:type="spellStart"/>
+      <w:r>
+        <w:rPr>
+          <w:rFonts w:ascii="Times New Roman" w:hAnsi="Times New Roman" w:cs="Times New Roman"/>
+        </w:rPr>
+        <w:t>loosing</w:t>
+      </w:r>
+      <w:proofErr w:type="spellEnd"/>
+      <w:r>
+        <w:rPr>
+          <w:rFonts w:ascii="Times New Roman" w:hAnsi="Times New Roman" w:cs="Times New Roman"/>
+        </w:rPr>
+        <w:t xml:space="preserve"> the architectural depth and capabilities.</w:t>
+      </w:r>
+    </w:p>
+    <w:p>
+      <w:pPr>
+        <w:rPr>
+          <w:rFonts w:ascii="Times New Roman" w:hAnsi="Times New Roman" w:cs="Times New Roman"/>
+        </w:rPr>
+      </w:pPr>
+      <w:r>
+        <w:rPr>
+          <w:rFonts w:ascii="Times New Roman" w:hAnsi="Times New Roman" w:cs="Times New Roman"/>
+        </w:rPr>
+        <w:t xml:space="preserve">Experimental observations showed 35-40% reduction in training time in this architecture as compared to a </w:t>
+      </w:r>
+      <w:proofErr w:type="spellStart"/>
+      <w:r>
+        <w:rPr>
+          <w:rFonts w:ascii="Times New Roman" w:hAnsi="Times New Roman" w:cs="Times New Roman"/>
+        </w:rPr>
+        <w:t>BiLSTM</w:t>
+      </w:r>
+      <w:proofErr w:type="spellEnd"/>
+      <w:r>
+        <w:rPr>
+          <w:rFonts w:ascii="Times New Roman" w:hAnsi="Times New Roman" w:cs="Times New Roman"/>
+        </w:rPr>
+        <w:t xml:space="preserve"> architecture. Memory footprint during inference decreases proportionally reducing GPU memory consumption by 20-25%, a crucial factor for deployment on edge devices with limited resources such as mobile processors</w:t>
+      </w:r>
+      <w:r>
+        <w:rPr>
+          <w:rFonts w:ascii="Times New Roman" w:hAnsi="Times New Roman" w:cs="Times New Roman"/>
+        </w:rPr>
+        <w:t xml:space="preserve">. The simpler gate structure improves gradient flow during backpropagation resulting in more stable training with fewer divergence issues. This efficiency-performance trade-off makes </w:t>
+      </w:r>
+      <w:proofErr w:type="spellStart"/>
+      <w:r>
+        <w:rPr>
+          <w:rFonts w:ascii="Times New Roman" w:hAnsi="Times New Roman" w:cs="Times New Roman"/>
+        </w:rPr>
+        <w:t>CNN+BiGRU</w:t>
+      </w:r>
+      <w:proofErr w:type="spellEnd"/>
+      <w:r>
+        <w:rPr>
+          <w:rFonts w:ascii="Times New Roman" w:hAnsi="Times New Roman" w:cs="Times New Roman"/>
+        </w:rPr>
+        <w:t xml:space="preserve"> particularly suitable for real-world wearable stress monitoring systems requiring continuous inference with limited battery and computational budgets while achieving competitive accuracy (0.64) and minority class detection capabilities.</w:t>
       </w:r>
     </w:p>
     <w:p>
@@ -1246,8 +1986,16 @@
         <w:rPr>
           <w:rFonts w:ascii="Times New Roman" w:hAnsi="Times New Roman" w:cs="Times New Roman"/>
         </w:rPr>
-        <w:t xml:space="preserve">The model’s performance is fundamentally constrained by severe class imbalance in the WESAD dataset, where baseline windows constitute 65-75% of samples while stress, amusement, and meditation each only 10-15%. This distribution skew resulted in strong baseline class detection (F1=0.78) but poor minority class recognition. The model’s capability to achieve 0.64 overall accuracy despite this extreme imbalance show </w:t>
-      </w:r>
+        <w:t xml:space="preserve">The model’s performance is fundamentally constrained by severe class imbalance in the WESAD dataset, where baseline windows constitute 65-75% of samples while stress, </w:t>
+      </w:r>
+      <w:r>
+        <w:rPr>
+          <w:rFonts w:ascii="Times New Roman" w:hAnsi="Times New Roman" w:cs="Times New Roman"/>
+        </w:rPr>
+        <w:lastRenderedPageBreak/>
+        <w:t xml:space="preserve">amusement, and meditation each only 10-15%. This distribution skew resulted in strong baseline class detection (F1=0.78) but poor minority class recognition. The model’s capability to achieve 0.64 overall accuracy despite this extreme imbalance show </w:t>
+      </w:r>
+      <w:proofErr w:type="spellStart"/>
       <w:proofErr w:type="gramStart"/>
       <w:r>
         <w:rPr>
@@ -1255,6 +2003,7 @@
         </w:rPr>
         <w:t>it’s</w:t>
       </w:r>
+      <w:proofErr w:type="spellEnd"/>
       <w:proofErr w:type="gramEnd"/>
       <w:r>
         <w:rPr>
@@ -1297,7 +2046,21 @@
         <w:rPr>
           <w:rFonts w:ascii="Times New Roman" w:hAnsi="Times New Roman" w:cs="Times New Roman"/>
         </w:rPr>
-        <w:t>1.2M parameters, 40% faster training than BiLSTM alternatives)</w:t>
+        <w:t xml:space="preserve">1.2M parameters, 40% faster training than </w:t>
+      </w:r>
+      <w:proofErr w:type="spellStart"/>
+      <w:r>
+        <w:rPr>
+          <w:rFonts w:ascii="Times New Roman" w:hAnsi="Times New Roman" w:cs="Times New Roman"/>
+        </w:rPr>
+        <w:t>BiLSTM</w:t>
+      </w:r>
+      <w:proofErr w:type="spellEnd"/>
+      <w:r>
+        <w:rPr>
+          <w:rFonts w:ascii="Times New Roman" w:hAnsi="Times New Roman" w:cs="Times New Roman"/>
+        </w:rPr>
+        <w:t xml:space="preserve"> alternatives)</w:t>
       </w:r>
       <w:r>
         <w:rPr>
@@ -1919,6 +2682,7 @@
   <w:style w:type="character" w:default="1" w:styleId="DefaultParagraphFont">
     <w:name w:val="Default Paragraph Font"/>
     <w:uiPriority w:val="1"/>
+    <w:semiHidden/>
     <w:unhideWhenUsed/>
   </w:style>
   <w:style w:type="table" w:default="1" w:styleId="TableNormal">
